--- a/medical_device_template.docx
+++ b/medical_device_template.docx
@@ -73,7 +73,7 @@
     </w:p>
     <w:p>
       <w:pPr>
-        <w:pStyle w:val="7"/>
+        <w:pStyle w:val="3"/>
         <w:bidi w:val="0"/>
         <w:rPr>
           <w:rFonts w:hint="default"/>
@@ -86,248 +86,248 @@
           <w:lang w:val="en-US" w:eastAsia="zh-CN"/>
         </w:rPr>
         <w:t xml:space="preserve">1.1 </w:t>
-      </w:r>
-    </w:p>
-    <w:p>
-      <w:pPr>
-        <w:bidi w:val="0"/>
-        <w:rPr>
-          <w:rFonts w:hint="default"/>
-          <w:lang w:val="en-US" w:eastAsia="zh-CN"/>
-        </w:rPr>
-      </w:pPr>
-    </w:p>
-    <w:p>
-      <w:pPr>
-        <w:pStyle w:val="2"/>
-        <w:bidi w:val="0"/>
-        <w:rPr>
-          <w:rFonts w:hint="default"/>
-          <w:lang w:val="en-US" w:eastAsia="zh-CN"/>
-        </w:rPr>
-      </w:pPr>
-      <w:r>
-        <w:rPr>
-          <w:rFonts w:hint="default"/>
-          <w:lang w:val="en-US" w:eastAsia="zh-CN"/>
-        </w:rPr>
-        <w:t>2. 性能指标</w:t>
-      </w:r>
-    </w:p>
-    <w:p>
-      <w:pPr>
-        <w:pStyle w:val="3"/>
-        <w:bidi w:val="0"/>
-        <w:rPr>
-          <w:rFonts w:hint="default"/>
-          <w:lang w:val="en-US" w:eastAsia="zh-CN"/>
-        </w:rPr>
-      </w:pPr>
-      <w:r>
-        <w:rPr>
-          <w:rFonts w:hint="default"/>
-          <w:lang w:val="en-US" w:eastAsia="zh-CN"/>
-        </w:rPr>
-        <w:t xml:space="preserve">2.1 </w:t>
-      </w:r>
-    </w:p>
-    <w:p>
-      <w:pPr>
-        <w:bidi w:val="0"/>
-        <w:rPr>
-          <w:rFonts w:hint="default"/>
-          <w:lang w:val="en-US" w:eastAsia="zh-CN"/>
-        </w:rPr>
-      </w:pPr>
-    </w:p>
-    <w:p>
-      <w:pPr>
-        <w:pStyle w:val="2"/>
-        <w:bidi w:val="0"/>
-        <w:rPr>
-          <w:rFonts w:hint="default"/>
-          <w:lang w:val="en-US" w:eastAsia="zh-CN"/>
-        </w:rPr>
-      </w:pPr>
-      <w:r>
-        <w:rPr>
-          <w:rFonts w:hint="default"/>
-          <w:lang w:val="en-US" w:eastAsia="zh-CN"/>
-        </w:rPr>
-        <w:t>3. 检验方法</w:t>
-      </w:r>
-    </w:p>
-    <w:p>
-      <w:pPr>
-        <w:bidi w:val="0"/>
-        <w:rPr>
-          <w:rFonts w:hint="default"/>
-          <w:lang w:val="en-US" w:eastAsia="zh-CN"/>
-        </w:rPr>
-      </w:pPr>
-    </w:p>
-    <w:p>
-      <w:pPr>
-        <w:pStyle w:val="3"/>
-        <w:bidi w:val="0"/>
-        <w:rPr>
-          <w:rFonts w:hint="default"/>
-          <w:lang w:val="en-US" w:eastAsia="zh-CN"/>
-        </w:rPr>
-      </w:pPr>
-      <w:r>
-        <w:rPr>
-          <w:rFonts w:hint="default"/>
-          <w:lang w:val="en-US" w:eastAsia="zh-CN"/>
-        </w:rPr>
-        <w:t xml:space="preserve">3.1 </w:t>
-      </w:r>
-    </w:p>
-    <w:p>
-      <w:pPr>
-        <w:bidi w:val="0"/>
-        <w:rPr>
-          <w:rFonts w:hint="default"/>
-          <w:lang w:val="en-US" w:eastAsia="zh-CN"/>
-        </w:rPr>
-      </w:pPr>
-    </w:p>
-    <w:p>
-      <w:pPr>
-        <w:pStyle w:val="2"/>
-        <w:bidi w:val="0"/>
-        <w:rPr>
-          <w:rFonts w:hint="default"/>
-          <w:lang w:val="en-US" w:eastAsia="zh-CN"/>
-        </w:rPr>
-      </w:pPr>
-      <w:r>
-        <w:rPr>
-          <w:rFonts w:hint="default"/>
-          <w:lang w:val="en-US" w:eastAsia="zh-CN"/>
-        </w:rPr>
-        <w:t>4. 术语（如适用）</w:t>
-      </w:r>
-    </w:p>
-    <w:p>
-      <w:pPr>
-        <w:bidi w:val="0"/>
-        <w:rPr>
-          <w:rFonts w:hint="default"/>
-          <w:lang w:val="en-US" w:eastAsia="zh-CN"/>
-        </w:rPr>
-      </w:pPr>
-    </w:p>
-    <w:p>
-      <w:pPr>
-        <w:pStyle w:val="3"/>
-        <w:bidi w:val="0"/>
-        <w:rPr>
-          <w:rFonts w:hint="default"/>
-          <w:lang w:val="en-US" w:eastAsia="zh-CN"/>
-        </w:rPr>
-      </w:pPr>
-      <w:r>
-        <w:rPr>
-          <w:rFonts w:hint="default"/>
-          <w:lang w:val="en-US" w:eastAsia="zh-CN"/>
-        </w:rPr>
-        <w:t xml:space="preserve">4.1 </w:t>
-      </w:r>
-    </w:p>
-    <w:p>
-      <w:pPr>
-        <w:rPr>
-          <w:rFonts w:hint="default"/>
-          <w:lang w:val="en-US" w:eastAsia="zh-CN"/>
-        </w:rPr>
-      </w:pPr>
-      <w:r>
-        <w:rPr>
-          <w:rFonts w:hint="default"/>
-          <w:lang w:val="en-US" w:eastAsia="zh-CN"/>
-        </w:rPr>
-        <w:br w:type="page"/>
-      </w:r>
-    </w:p>
-    <w:p>
-      <w:pPr>
-        <w:bidi w:val="0"/>
-        <w:rPr>
-          <w:rFonts w:hint="default"/>
-          <w:lang w:val="en-US" w:eastAsia="zh-CN"/>
-        </w:rPr>
-      </w:pPr>
-    </w:p>
-    <w:p>
-      <w:pPr>
-        <w:bidi w:val="0"/>
-        <w:rPr>
-          <w:rFonts w:hint="default"/>
-          <w:lang w:val="en-US" w:eastAsia="zh-CN"/>
-        </w:rPr>
-      </w:pPr>
-      <w:r>
-        <w:rPr>
-          <w:rFonts w:hint="default"/>
-          <w:lang w:val="en-US" w:eastAsia="zh-CN"/>
-        </w:rPr>
-        <w:t>（分页）</w:t>
-      </w:r>
-    </w:p>
-    <w:p>
-      <w:pPr>
-        <w:bidi w:val="0"/>
-        <w:rPr>
-          <w:rFonts w:hint="default"/>
-          <w:lang w:val="en-US" w:eastAsia="zh-CN"/>
-        </w:rPr>
-      </w:pPr>
-    </w:p>
-    <w:p>
-      <w:pPr>
-        <w:pStyle w:val="2"/>
-        <w:bidi w:val="0"/>
-        <w:rPr>
-          <w:rFonts w:hint="default"/>
-          <w:lang w:val="en-US" w:eastAsia="zh-CN"/>
-        </w:rPr>
-      </w:pPr>
-      <w:r>
-        <w:rPr>
-          <w:rFonts w:hint="default"/>
-          <w:lang w:val="en-US" w:eastAsia="zh-CN"/>
-        </w:rPr>
-        <w:t>附录A （如适用）</w:t>
-      </w:r>
-    </w:p>
-    <w:p>
-      <w:pPr>
-        <w:bidi w:val="0"/>
-        <w:rPr>
-          <w:rFonts w:hint="default"/>
-          <w:lang w:val="en-US" w:eastAsia="zh-CN"/>
-        </w:rPr>
-      </w:pPr>
-    </w:p>
-    <w:p>
-      <w:pPr>
-        <w:pStyle w:val="3"/>
-        <w:bidi w:val="0"/>
-        <w:rPr>
-          <w:rFonts w:hint="default"/>
-          <w:lang w:val="en-US" w:eastAsia="zh-CN"/>
-        </w:rPr>
-      </w:pPr>
-      <w:r>
-        <w:rPr>
-          <w:rFonts w:hint="default"/>
-          <w:lang w:val="en-US" w:eastAsia="zh-CN"/>
-        </w:rPr>
-        <w:t xml:space="preserve">A1. </w:t>
       </w:r>
       <w:bookmarkStart w:id="0" w:name="_GoBack"/>
       <w:bookmarkEnd w:id="0"/>
+    </w:p>
+    <w:p>
+      <w:pPr>
+        <w:bidi w:val="0"/>
+        <w:rPr>
+          <w:rFonts w:hint="default"/>
+          <w:lang w:val="en-US" w:eastAsia="zh-CN"/>
+        </w:rPr>
+      </w:pPr>
+    </w:p>
+    <w:p>
+      <w:pPr>
+        <w:pStyle w:val="2"/>
+        <w:bidi w:val="0"/>
+        <w:rPr>
+          <w:rFonts w:hint="default"/>
+          <w:lang w:val="en-US" w:eastAsia="zh-CN"/>
+        </w:rPr>
+      </w:pPr>
+      <w:r>
+        <w:rPr>
+          <w:rFonts w:hint="default"/>
+          <w:lang w:val="en-US" w:eastAsia="zh-CN"/>
+        </w:rPr>
+        <w:t>2. 性能指标</w:t>
+      </w:r>
+    </w:p>
+    <w:p>
+      <w:pPr>
+        <w:pStyle w:val="3"/>
+        <w:bidi w:val="0"/>
+        <w:rPr>
+          <w:rFonts w:hint="default"/>
+          <w:lang w:val="en-US" w:eastAsia="zh-CN"/>
+        </w:rPr>
+      </w:pPr>
+      <w:r>
+        <w:rPr>
+          <w:rFonts w:hint="default"/>
+          <w:lang w:val="en-US" w:eastAsia="zh-CN"/>
+        </w:rPr>
+        <w:t xml:space="preserve">2.1 </w:t>
+      </w:r>
+    </w:p>
+    <w:p>
+      <w:pPr>
+        <w:bidi w:val="0"/>
+        <w:rPr>
+          <w:rFonts w:hint="default"/>
+          <w:lang w:val="en-US" w:eastAsia="zh-CN"/>
+        </w:rPr>
+      </w:pPr>
+    </w:p>
+    <w:p>
+      <w:pPr>
+        <w:pStyle w:val="2"/>
+        <w:bidi w:val="0"/>
+        <w:rPr>
+          <w:rFonts w:hint="default"/>
+          <w:lang w:val="en-US" w:eastAsia="zh-CN"/>
+        </w:rPr>
+      </w:pPr>
+      <w:r>
+        <w:rPr>
+          <w:rFonts w:hint="default"/>
+          <w:lang w:val="en-US" w:eastAsia="zh-CN"/>
+        </w:rPr>
+        <w:t>3. 检验方法</w:t>
+      </w:r>
+    </w:p>
+    <w:p>
+      <w:pPr>
+        <w:bidi w:val="0"/>
+        <w:rPr>
+          <w:rFonts w:hint="default"/>
+          <w:lang w:val="en-US" w:eastAsia="zh-CN"/>
+        </w:rPr>
+      </w:pPr>
+    </w:p>
+    <w:p>
+      <w:pPr>
+        <w:pStyle w:val="3"/>
+        <w:bidi w:val="0"/>
+        <w:rPr>
+          <w:rFonts w:hint="default"/>
+          <w:lang w:val="en-US" w:eastAsia="zh-CN"/>
+        </w:rPr>
+      </w:pPr>
+      <w:r>
+        <w:rPr>
+          <w:rFonts w:hint="default"/>
+          <w:lang w:val="en-US" w:eastAsia="zh-CN"/>
+        </w:rPr>
+        <w:t xml:space="preserve">3.1 </w:t>
+      </w:r>
+    </w:p>
+    <w:p>
+      <w:pPr>
+        <w:bidi w:val="0"/>
+        <w:rPr>
+          <w:rFonts w:hint="default"/>
+          <w:lang w:val="en-US" w:eastAsia="zh-CN"/>
+        </w:rPr>
+      </w:pPr>
+    </w:p>
+    <w:p>
+      <w:pPr>
+        <w:pStyle w:val="2"/>
+        <w:bidi w:val="0"/>
+        <w:rPr>
+          <w:rFonts w:hint="default"/>
+          <w:lang w:val="en-US" w:eastAsia="zh-CN"/>
+        </w:rPr>
+      </w:pPr>
+      <w:r>
+        <w:rPr>
+          <w:rFonts w:hint="default"/>
+          <w:lang w:val="en-US" w:eastAsia="zh-CN"/>
+        </w:rPr>
+        <w:t>4. 术语（如适用）</w:t>
+      </w:r>
+    </w:p>
+    <w:p>
+      <w:pPr>
+        <w:bidi w:val="0"/>
+        <w:rPr>
+          <w:rFonts w:hint="default"/>
+          <w:lang w:val="en-US" w:eastAsia="zh-CN"/>
+        </w:rPr>
+      </w:pPr>
+    </w:p>
+    <w:p>
+      <w:pPr>
+        <w:pStyle w:val="3"/>
+        <w:bidi w:val="0"/>
+        <w:rPr>
+          <w:rFonts w:hint="default"/>
+          <w:lang w:val="en-US" w:eastAsia="zh-CN"/>
+        </w:rPr>
+      </w:pPr>
+      <w:r>
+        <w:rPr>
+          <w:rFonts w:hint="default"/>
+          <w:lang w:val="en-US" w:eastAsia="zh-CN"/>
+        </w:rPr>
+        <w:t xml:space="preserve">4.1 </w:t>
+      </w:r>
+    </w:p>
+    <w:p>
+      <w:pPr>
+        <w:rPr>
+          <w:rFonts w:hint="default"/>
+          <w:lang w:val="en-US" w:eastAsia="zh-CN"/>
+        </w:rPr>
+      </w:pPr>
+      <w:r>
+        <w:rPr>
+          <w:rFonts w:hint="default"/>
+          <w:lang w:val="en-US" w:eastAsia="zh-CN"/>
+        </w:rPr>
+        <w:br w:type="page"/>
+      </w:r>
+    </w:p>
+    <w:p>
+      <w:pPr>
+        <w:bidi w:val="0"/>
+        <w:rPr>
+          <w:rFonts w:hint="default"/>
+          <w:lang w:val="en-US" w:eastAsia="zh-CN"/>
+        </w:rPr>
+      </w:pPr>
+    </w:p>
+    <w:p>
+      <w:pPr>
+        <w:bidi w:val="0"/>
+        <w:rPr>
+          <w:rFonts w:hint="default"/>
+          <w:lang w:val="en-US" w:eastAsia="zh-CN"/>
+        </w:rPr>
+      </w:pPr>
+      <w:r>
+        <w:rPr>
+          <w:rFonts w:hint="default"/>
+          <w:lang w:val="en-US" w:eastAsia="zh-CN"/>
+        </w:rPr>
+        <w:t>（分页）</w:t>
+      </w:r>
+    </w:p>
+    <w:p>
+      <w:pPr>
+        <w:bidi w:val="0"/>
+        <w:rPr>
+          <w:rFonts w:hint="default"/>
+          <w:lang w:val="en-US" w:eastAsia="zh-CN"/>
+        </w:rPr>
+      </w:pPr>
+    </w:p>
+    <w:p>
+      <w:pPr>
+        <w:pStyle w:val="2"/>
+        <w:bidi w:val="0"/>
+        <w:rPr>
+          <w:rFonts w:hint="default"/>
+          <w:lang w:val="en-US" w:eastAsia="zh-CN"/>
+        </w:rPr>
+      </w:pPr>
+      <w:r>
+        <w:rPr>
+          <w:rFonts w:hint="default"/>
+          <w:lang w:val="en-US" w:eastAsia="zh-CN"/>
+        </w:rPr>
+        <w:t>附录A （如适用）</w:t>
+      </w:r>
+    </w:p>
+    <w:p>
+      <w:pPr>
+        <w:bidi w:val="0"/>
+        <w:rPr>
+          <w:rFonts w:hint="default"/>
+          <w:lang w:val="en-US" w:eastAsia="zh-CN"/>
+        </w:rPr>
+      </w:pPr>
+    </w:p>
+    <w:p>
+      <w:pPr>
+        <w:pStyle w:val="3"/>
+        <w:bidi w:val="0"/>
+        <w:rPr>
+          <w:rFonts w:hint="default"/>
+          <w:lang w:val="en-US" w:eastAsia="zh-CN"/>
+        </w:rPr>
+      </w:pPr>
+      <w:r>
+        <w:rPr>
+          <w:rFonts w:hint="default"/>
+          <w:lang w:val="en-US" w:eastAsia="zh-CN"/>
+        </w:rPr>
+        <w:t xml:space="preserve">A1. </w:t>
+      </w:r>
     </w:p>
     <w:sectPr>
       <w:footerReference r:id="rId3" w:type="default"/>
@@ -964,6 +964,22 @@
       <w:kern w:val="44"/>
     </w:rPr>
   </w:style>
+  <w:style w:type="paragraph" w:customStyle="1" w:styleId="16">
+    <w:name w:val="缩进（2字符）"/>
+    <w:basedOn w:val="1"/>
+    <w:next w:val="1"/>
+    <w:uiPriority w:val="0"/>
+    <w:pPr>
+      <w:keepNext/>
+      <w:keepLines/>
+      <w:spacing w:beforeLines="0" w:afterLines="0" w:line="560" w:lineRule="exact"/>
+      <w:ind w:firstLine="480" w:firstLineChars="200"/>
+      <w:outlineLvl w:val="1"/>
+    </w:pPr>
+    <w:rPr>
+      <w:rFonts w:ascii="Times New Roman" w:hAnsi="Times New Roman" w:eastAsia="Songti SC"/>
+    </w:rPr>
+  </w:style>
 </w:styles>
 </file>
 

--- a/medical_device_template.docx
+++ b/medical_device_template.docx
@@ -57,18 +57,22 @@
     <w:p>
       <w:pPr>
         <w:pStyle w:val="2"/>
-        <w:bidi w:val="0"/>
-        <w:rPr>
-          <w:rFonts w:hint="default"/>
-          <w:lang w:val="en-US" w:eastAsia="zh-CN"/>
-        </w:rPr>
-      </w:pPr>
-      <w:r>
-        <w:rPr>
-          <w:rFonts w:hint="default"/>
-          <w:lang w:val="en-US" w:eastAsia="zh-CN"/>
-        </w:rPr>
-        <w:t>1. 产品型号/规格及其划分说明（如适用）</w:t>
+        <w:numPr>
+          <w:ilvl w:val="0"/>
+          <w:numId w:val="1"/>
+        </w:numPr>
+        <w:bidi w:val="0"/>
+        <w:rPr>
+          <w:rFonts w:hint="default"/>
+          <w:lang w:val="en-US" w:eastAsia="zh-CN"/>
+        </w:rPr>
+      </w:pPr>
+      <w:r>
+        <w:rPr>
+          <w:rFonts w:hint="default"/>
+          <w:lang w:val="en-US" w:eastAsia="zh-CN"/>
+        </w:rPr>
+        <w:t>产品型号/规格及其划分说明（如适用）</w:t>
       </w:r>
     </w:p>
     <w:p>
@@ -86,251 +90,244 @@
           <w:lang w:val="en-US" w:eastAsia="zh-CN"/>
         </w:rPr>
         <w:t xml:space="preserve">1.1 </w:t>
+      </w:r>
+    </w:p>
+    <w:p>
+      <w:pPr>
+        <w:rPr>
+          <w:rFonts w:hint="default"/>
+          <w:lang w:val="en-US" w:eastAsia="zh-CN"/>
+        </w:rPr>
+      </w:pPr>
+    </w:p>
+    <w:p>
+      <w:pPr>
+        <w:pStyle w:val="2"/>
+        <w:bidi w:val="0"/>
+        <w:rPr>
+          <w:rFonts w:hint="default"/>
+          <w:lang w:val="en-US" w:eastAsia="zh-CN"/>
+        </w:rPr>
+      </w:pPr>
+      <w:r>
+        <w:rPr>
+          <w:rFonts w:hint="default"/>
+          <w:lang w:val="en-US" w:eastAsia="zh-CN"/>
+        </w:rPr>
+        <w:t>2. 性能指标</w:t>
+      </w:r>
+    </w:p>
+    <w:p>
+      <w:pPr>
+        <w:pStyle w:val="3"/>
+        <w:bidi w:val="0"/>
+        <w:rPr>
+          <w:rFonts w:hint="default"/>
+          <w:lang w:val="en-US" w:eastAsia="zh-CN"/>
+        </w:rPr>
+      </w:pPr>
+      <w:r>
+        <w:rPr>
+          <w:rFonts w:hint="default"/>
+          <w:lang w:val="en-US" w:eastAsia="zh-CN"/>
+        </w:rPr>
+        <w:t xml:space="preserve">2.1 </w:t>
+      </w:r>
+    </w:p>
+    <w:p>
+      <w:pPr>
+        <w:pStyle w:val="3"/>
+        <w:bidi w:val="0"/>
+        <w:rPr>
+          <w:rFonts w:hint="default"/>
+          <w:lang w:val="en-US" w:eastAsia="zh-CN"/>
+        </w:rPr>
+      </w:pPr>
+    </w:p>
+    <w:p>
+      <w:pPr>
+        <w:pStyle w:val="2"/>
+        <w:bidi w:val="0"/>
+        <w:rPr>
+          <w:rFonts w:hint="default"/>
+          <w:lang w:val="en-US" w:eastAsia="zh-CN"/>
+        </w:rPr>
+      </w:pPr>
+      <w:r>
+        <w:rPr>
+          <w:rFonts w:hint="default"/>
+          <w:lang w:val="en-US" w:eastAsia="zh-CN"/>
+        </w:rPr>
+        <w:t>3. 检验方法</w:t>
+      </w:r>
+    </w:p>
+    <w:p>
+      <w:pPr>
+        <w:pStyle w:val="3"/>
+        <w:bidi w:val="0"/>
+        <w:rPr>
+          <w:rFonts w:hint="default"/>
+          <w:lang w:val="en-US" w:eastAsia="zh-CN"/>
+        </w:rPr>
+      </w:pPr>
+      <w:r>
+        <w:rPr>
+          <w:rFonts w:hint="default"/>
+          <w:lang w:val="en-US" w:eastAsia="zh-CN"/>
+        </w:rPr>
+        <w:t xml:space="preserve">3.1 </w:t>
+      </w:r>
+    </w:p>
+    <w:p>
+      <w:pPr>
+        <w:bidi w:val="0"/>
+        <w:rPr>
+          <w:rFonts w:hint="default"/>
+          <w:lang w:val="en-US" w:eastAsia="zh-CN"/>
+        </w:rPr>
+      </w:pPr>
+    </w:p>
+    <w:p>
+      <w:pPr>
+        <w:pStyle w:val="2"/>
+        <w:bidi w:val="0"/>
+        <w:rPr>
+          <w:rFonts w:hint="default"/>
+          <w:lang w:val="en-US" w:eastAsia="zh-CN"/>
+        </w:rPr>
+      </w:pPr>
+      <w:r>
+        <w:rPr>
+          <w:rFonts w:hint="default"/>
+          <w:lang w:val="en-US" w:eastAsia="zh-CN"/>
+        </w:rPr>
+        <w:t>4. 术语（如适用）</w:t>
+      </w:r>
+    </w:p>
+    <w:p>
+      <w:pPr>
+        <w:bidi w:val="0"/>
+        <w:rPr>
+          <w:rFonts w:hint="default"/>
+          <w:lang w:val="en-US" w:eastAsia="zh-CN"/>
+        </w:rPr>
+      </w:pPr>
+    </w:p>
+    <w:p>
+      <w:pPr>
+        <w:pStyle w:val="3"/>
+        <w:bidi w:val="0"/>
+        <w:rPr>
+          <w:rFonts w:hint="default"/>
+          <w:lang w:val="en-US" w:eastAsia="zh-CN"/>
+        </w:rPr>
+      </w:pPr>
+      <w:r>
+        <w:rPr>
+          <w:rFonts w:hint="default"/>
+          <w:lang w:val="en-US" w:eastAsia="zh-CN"/>
+        </w:rPr>
+        <w:t xml:space="preserve">4.1 </w:t>
+      </w:r>
+    </w:p>
+    <w:p>
+      <w:pPr>
+        <w:pStyle w:val="2"/>
+        <w:bidi w:val="0"/>
+        <w:rPr>
+          <w:rFonts w:hint="default"/>
+          <w:lang w:val="en-US" w:eastAsia="zh-CN"/>
+        </w:rPr>
+      </w:pPr>
+      <w:r>
+        <w:rPr>
+          <w:rFonts w:hint="default"/>
+          <w:lang w:val="en-US" w:eastAsia="zh-CN"/>
+        </w:rPr>
+        <w:br w:type="page"/>
+      </w:r>
+    </w:p>
+    <w:p>
+      <w:pPr>
+        <w:bidi w:val="0"/>
+        <w:rPr>
+          <w:rFonts w:hint="default"/>
+          <w:lang w:val="en-US" w:eastAsia="zh-CN"/>
+        </w:rPr>
+      </w:pPr>
+    </w:p>
+    <w:p>
+      <w:pPr>
+        <w:bidi w:val="0"/>
+        <w:rPr>
+          <w:rFonts w:hint="default"/>
+          <w:lang w:val="en-US" w:eastAsia="zh-CN"/>
+        </w:rPr>
+      </w:pPr>
+      <w:r>
+        <w:rPr>
+          <w:rFonts w:hint="default"/>
+          <w:lang w:val="en-US" w:eastAsia="zh-CN"/>
+        </w:rPr>
+        <w:t>（分页）</w:t>
+      </w:r>
+    </w:p>
+    <w:p>
+      <w:pPr>
+        <w:bidi w:val="0"/>
+        <w:rPr>
+          <w:rFonts w:hint="default"/>
+          <w:lang w:val="en-US" w:eastAsia="zh-CN"/>
+        </w:rPr>
+      </w:pPr>
+    </w:p>
+    <w:p>
+      <w:pPr>
+        <w:pStyle w:val="2"/>
+        <w:bidi w:val="0"/>
+        <w:rPr>
+          <w:rFonts w:hint="default"/>
+          <w:lang w:val="en-US" w:eastAsia="zh-CN"/>
+        </w:rPr>
+      </w:pPr>
+      <w:r>
+        <w:rPr>
+          <w:rFonts w:hint="default"/>
+          <w:lang w:val="en-US" w:eastAsia="zh-CN"/>
+        </w:rPr>
+        <w:t>附录A （如适用）</w:t>
+      </w:r>
+    </w:p>
+    <w:p>
+      <w:pPr>
+        <w:bidi w:val="0"/>
+        <w:rPr>
+          <w:rFonts w:hint="default"/>
+          <w:lang w:val="en-US" w:eastAsia="zh-CN"/>
+        </w:rPr>
+      </w:pPr>
+    </w:p>
+    <w:p>
+      <w:pPr>
+        <w:pStyle w:val="3"/>
+        <w:bidi w:val="0"/>
+        <w:rPr>
+          <w:rFonts w:hint="default"/>
+          <w:lang w:val="en-US" w:eastAsia="zh-CN"/>
+        </w:rPr>
+      </w:pPr>
+      <w:r>
+        <w:rPr>
+          <w:rFonts w:hint="default"/>
+          <w:lang w:val="en-US" w:eastAsia="zh-CN"/>
+        </w:rPr>
+        <w:t xml:space="preserve">A1. </w:t>
       </w:r>
       <w:bookmarkStart w:id="0" w:name="_GoBack"/>
       <w:bookmarkEnd w:id="0"/>
     </w:p>
-    <w:p>
-      <w:pPr>
-        <w:bidi w:val="0"/>
-        <w:rPr>
-          <w:rFonts w:hint="default"/>
-          <w:lang w:val="en-US" w:eastAsia="zh-CN"/>
-        </w:rPr>
-      </w:pPr>
-    </w:p>
-    <w:p>
-      <w:pPr>
-        <w:pStyle w:val="2"/>
-        <w:bidi w:val="0"/>
-        <w:rPr>
-          <w:rFonts w:hint="default"/>
-          <w:lang w:val="en-US" w:eastAsia="zh-CN"/>
-        </w:rPr>
-      </w:pPr>
-      <w:r>
-        <w:rPr>
-          <w:rFonts w:hint="default"/>
-          <w:lang w:val="en-US" w:eastAsia="zh-CN"/>
-        </w:rPr>
-        <w:t>2. 性能指标</w:t>
-      </w:r>
-    </w:p>
-    <w:p>
-      <w:pPr>
-        <w:pStyle w:val="3"/>
-        <w:bidi w:val="0"/>
-        <w:rPr>
-          <w:rFonts w:hint="default"/>
-          <w:lang w:val="en-US" w:eastAsia="zh-CN"/>
-        </w:rPr>
-      </w:pPr>
-      <w:r>
-        <w:rPr>
-          <w:rFonts w:hint="default"/>
-          <w:lang w:val="en-US" w:eastAsia="zh-CN"/>
-        </w:rPr>
-        <w:t xml:space="preserve">2.1 </w:t>
-      </w:r>
-    </w:p>
-    <w:p>
-      <w:pPr>
-        <w:bidi w:val="0"/>
-        <w:rPr>
-          <w:rFonts w:hint="default"/>
-          <w:lang w:val="en-US" w:eastAsia="zh-CN"/>
-        </w:rPr>
-      </w:pPr>
-    </w:p>
-    <w:p>
-      <w:pPr>
-        <w:pStyle w:val="2"/>
-        <w:bidi w:val="0"/>
-        <w:rPr>
-          <w:rFonts w:hint="default"/>
-          <w:lang w:val="en-US" w:eastAsia="zh-CN"/>
-        </w:rPr>
-      </w:pPr>
-      <w:r>
-        <w:rPr>
-          <w:rFonts w:hint="default"/>
-          <w:lang w:val="en-US" w:eastAsia="zh-CN"/>
-        </w:rPr>
-        <w:t>3. 检验方法</w:t>
-      </w:r>
-    </w:p>
-    <w:p>
-      <w:pPr>
-        <w:bidi w:val="0"/>
-        <w:rPr>
-          <w:rFonts w:hint="default"/>
-          <w:lang w:val="en-US" w:eastAsia="zh-CN"/>
-        </w:rPr>
-      </w:pPr>
-    </w:p>
-    <w:p>
-      <w:pPr>
-        <w:pStyle w:val="3"/>
-        <w:bidi w:val="0"/>
-        <w:rPr>
-          <w:rFonts w:hint="default"/>
-          <w:lang w:val="en-US" w:eastAsia="zh-CN"/>
-        </w:rPr>
-      </w:pPr>
-      <w:r>
-        <w:rPr>
-          <w:rFonts w:hint="default"/>
-          <w:lang w:val="en-US" w:eastAsia="zh-CN"/>
-        </w:rPr>
-        <w:t xml:space="preserve">3.1 </w:t>
-      </w:r>
-    </w:p>
-    <w:p>
-      <w:pPr>
-        <w:bidi w:val="0"/>
-        <w:rPr>
-          <w:rFonts w:hint="default"/>
-          <w:lang w:val="en-US" w:eastAsia="zh-CN"/>
-        </w:rPr>
-      </w:pPr>
-    </w:p>
-    <w:p>
-      <w:pPr>
-        <w:pStyle w:val="2"/>
-        <w:bidi w:val="0"/>
-        <w:rPr>
-          <w:rFonts w:hint="default"/>
-          <w:lang w:val="en-US" w:eastAsia="zh-CN"/>
-        </w:rPr>
-      </w:pPr>
-      <w:r>
-        <w:rPr>
-          <w:rFonts w:hint="default"/>
-          <w:lang w:val="en-US" w:eastAsia="zh-CN"/>
-        </w:rPr>
-        <w:t>4. 术语（如适用）</w:t>
-      </w:r>
-    </w:p>
-    <w:p>
-      <w:pPr>
-        <w:bidi w:val="0"/>
-        <w:rPr>
-          <w:rFonts w:hint="default"/>
-          <w:lang w:val="en-US" w:eastAsia="zh-CN"/>
-        </w:rPr>
-      </w:pPr>
-    </w:p>
-    <w:p>
-      <w:pPr>
-        <w:pStyle w:val="3"/>
-        <w:bidi w:val="0"/>
-        <w:rPr>
-          <w:rFonts w:hint="default"/>
-          <w:lang w:val="en-US" w:eastAsia="zh-CN"/>
-        </w:rPr>
-      </w:pPr>
-      <w:r>
-        <w:rPr>
-          <w:rFonts w:hint="default"/>
-          <w:lang w:val="en-US" w:eastAsia="zh-CN"/>
-        </w:rPr>
-        <w:t xml:space="preserve">4.1 </w:t>
-      </w:r>
-    </w:p>
-    <w:p>
-      <w:pPr>
-        <w:rPr>
-          <w:rFonts w:hint="default"/>
-          <w:lang w:val="en-US" w:eastAsia="zh-CN"/>
-        </w:rPr>
-      </w:pPr>
-      <w:r>
-        <w:rPr>
-          <w:rFonts w:hint="default"/>
-          <w:lang w:val="en-US" w:eastAsia="zh-CN"/>
-        </w:rPr>
-        <w:br w:type="page"/>
-      </w:r>
-    </w:p>
-    <w:p>
-      <w:pPr>
-        <w:bidi w:val="0"/>
-        <w:rPr>
-          <w:rFonts w:hint="default"/>
-          <w:lang w:val="en-US" w:eastAsia="zh-CN"/>
-        </w:rPr>
-      </w:pPr>
-    </w:p>
-    <w:p>
-      <w:pPr>
-        <w:bidi w:val="0"/>
-        <w:rPr>
-          <w:rFonts w:hint="default"/>
-          <w:lang w:val="en-US" w:eastAsia="zh-CN"/>
-        </w:rPr>
-      </w:pPr>
-      <w:r>
-        <w:rPr>
-          <w:rFonts w:hint="default"/>
-          <w:lang w:val="en-US" w:eastAsia="zh-CN"/>
-        </w:rPr>
-        <w:t>（分页）</w:t>
-      </w:r>
-    </w:p>
-    <w:p>
-      <w:pPr>
-        <w:bidi w:val="0"/>
-        <w:rPr>
-          <w:rFonts w:hint="default"/>
-          <w:lang w:val="en-US" w:eastAsia="zh-CN"/>
-        </w:rPr>
-      </w:pPr>
-    </w:p>
-    <w:p>
-      <w:pPr>
-        <w:pStyle w:val="2"/>
-        <w:bidi w:val="0"/>
-        <w:rPr>
-          <w:rFonts w:hint="default"/>
-          <w:lang w:val="en-US" w:eastAsia="zh-CN"/>
-        </w:rPr>
-      </w:pPr>
-      <w:r>
-        <w:rPr>
-          <w:rFonts w:hint="default"/>
-          <w:lang w:val="en-US" w:eastAsia="zh-CN"/>
-        </w:rPr>
-        <w:t>附录A （如适用）</w:t>
-      </w:r>
-    </w:p>
-    <w:p>
-      <w:pPr>
-        <w:bidi w:val="0"/>
-        <w:rPr>
-          <w:rFonts w:hint="default"/>
-          <w:lang w:val="en-US" w:eastAsia="zh-CN"/>
-        </w:rPr>
-      </w:pPr>
-    </w:p>
-    <w:p>
-      <w:pPr>
-        <w:pStyle w:val="3"/>
-        <w:bidi w:val="0"/>
-        <w:rPr>
-          <w:rFonts w:hint="default"/>
-          <w:lang w:val="en-US" w:eastAsia="zh-CN"/>
-        </w:rPr>
-      </w:pPr>
-      <w:r>
-        <w:rPr>
-          <w:rFonts w:hint="default"/>
-          <w:lang w:val="en-US" w:eastAsia="zh-CN"/>
-        </w:rPr>
-        <w:t xml:space="preserve">A1. </w:t>
-      </w:r>
-    </w:p>
     <w:sectPr>
-      <w:footerReference r:id="rId3" w:type="default"/>
+      <w:footerReference r:id="rId5" w:type="default"/>
       <w:pgSz w:w="11906" w:h="16838"/>
       <w:pgMar w:top="1440" w:right="1800" w:bottom="1440" w:left="1800" w:header="851" w:footer="992" w:gutter="0"/>
       <w:pgNumType w:fmt="decimal" w:start="1"/>
@@ -339,6 +336,31 @@
     </w:sectPr>
   </w:body>
 </w:document>
+</file>
+
+<file path=word/endnotes.xml><?xml version="1.0" encoding="utf-8"?>
+<w:endnotes xmlns:wpc="http://schemas.microsoft.com/office/word/2010/wordprocessingCanvas" xmlns:mc="http://schemas.openxmlformats.org/markup-compatibility/2006" xmlns:o="urn:schemas-microsoft-com:office:office" xmlns:r="http://schemas.openxmlformats.org/officeDocument/2006/relationships" xmlns:m="http://schemas.openxmlformats.org/officeDocument/2006/math" xmlns:v="urn:schemas-microsoft-com:vml" xmlns:wp14="http://schemas.microsoft.com/office/word/2010/wordprocessingDrawing" xmlns:wp="http://schemas.openxmlformats.org/drawingml/2006/wordprocessingDrawing" xmlns:w="http://schemas.openxmlformats.org/wordprocessingml/2006/main" xmlns:w14="http://schemas.microsoft.com/office/word/2010/wordml" xmlns:w15="http://schemas.microsoft.com/office/word/2012/wordml" xmlns:w10="urn:schemas-microsoft-com:office:word" xmlns:wpg="http://schemas.microsoft.com/office/word/2010/wordprocessingGroup" xmlns:wpi="http://schemas.microsoft.com/office/word/2010/wordprocessingInk" xmlns:wne="http://schemas.microsoft.com/office/word/2006/wordml" xmlns:wps="http://schemas.microsoft.com/office/word/2010/wordprocessingShape" xmlns:wpsCustomData="http://www.wps.cn/officeDocument/2013/wpsCustomData" mc:Ignorable="w14 w15 wp14">
+  <w:endnote w:type="separator" w:id="0">
+    <w:p>
+      <w:pPr>
+        <w:spacing w:line="240" w:lineRule="auto"/>
+      </w:pPr>
+      <w:r>
+        <w:separator/>
+      </w:r>
+    </w:p>
+  </w:endnote>
+  <w:endnote w:type="continuationSeparator" w:id="1">
+    <w:p>
+      <w:pPr>
+        <w:spacing w:line="240" w:lineRule="auto"/>
+      </w:pPr>
+      <w:r>
+        <w:continuationSeparator/>
+      </w:r>
+    </w:p>
+  </w:endnote>
+</w:endnotes>
 </file>
 
 <file path=word/footer1.xml><?xml version="1.0" encoding="utf-8"?>
@@ -481,6 +503,51 @@
     </w:r>
   </w:p>
 </w:ftr>
+</file>
+
+<file path=word/footnotes.xml><?xml version="1.0" encoding="utf-8"?>
+<w:footnotes xmlns:wpc="http://schemas.microsoft.com/office/word/2010/wordprocessingCanvas" xmlns:mc="http://schemas.openxmlformats.org/markup-compatibility/2006" xmlns:o="urn:schemas-microsoft-com:office:office" xmlns:r="http://schemas.openxmlformats.org/officeDocument/2006/relationships" xmlns:m="http://schemas.openxmlformats.org/officeDocument/2006/math" xmlns:v="urn:schemas-microsoft-com:vml" xmlns:wp14="http://schemas.microsoft.com/office/word/2010/wordprocessingDrawing" xmlns:wp="http://schemas.openxmlformats.org/drawingml/2006/wordprocessingDrawing" xmlns:w="http://schemas.openxmlformats.org/wordprocessingml/2006/main" xmlns:w14="http://schemas.microsoft.com/office/word/2010/wordml" xmlns:w15="http://schemas.microsoft.com/office/word/2012/wordml" xmlns:w10="urn:schemas-microsoft-com:office:word" xmlns:wpg="http://schemas.microsoft.com/office/word/2010/wordprocessingGroup" xmlns:wpi="http://schemas.microsoft.com/office/word/2010/wordprocessingInk" xmlns:wne="http://schemas.microsoft.com/office/word/2006/wordml" xmlns:wps="http://schemas.microsoft.com/office/word/2010/wordprocessingShape" xmlns:wpsCustomData="http://www.wps.cn/officeDocument/2013/wpsCustomData" mc:Ignorable="w14 w15 wp14">
+  <w:footnote w:type="separator" w:id="0">
+    <w:p>
+      <w:pPr>
+        <w:spacing w:line="240" w:lineRule="auto"/>
+      </w:pPr>
+      <w:r>
+        <w:separator/>
+      </w:r>
+    </w:p>
+  </w:footnote>
+  <w:footnote w:type="continuationSeparator" w:id="1">
+    <w:p>
+      <w:pPr>
+        <w:spacing w:line="240" w:lineRule="auto"/>
+      </w:pPr>
+      <w:r>
+        <w:continuationSeparator/>
+      </w:r>
+    </w:p>
+  </w:footnote>
+</w:footnotes>
+</file>
+
+<file path=word/numbering.xml><?xml version="1.0" encoding="utf-8"?>
+<w:numbering xmlns:wpc="http://schemas.microsoft.com/office/word/2010/wordprocessingCanvas" xmlns:mc="http://schemas.openxmlformats.org/markup-compatibility/2006" xmlns:o="urn:schemas-microsoft-com:office:office" xmlns:r="http://schemas.openxmlformats.org/officeDocument/2006/relationships" xmlns:m="http://schemas.openxmlformats.org/officeDocument/2006/math" xmlns:v="urn:schemas-microsoft-com:vml" xmlns:wp14="http://schemas.microsoft.com/office/word/2010/wordprocessingDrawing" xmlns:wp="http://schemas.openxmlformats.org/drawingml/2006/wordprocessingDrawing" xmlns:w10="urn:schemas-microsoft-com:office:word" xmlns:w="http://schemas.openxmlformats.org/wordprocessingml/2006/main" xmlns:w14="http://schemas.microsoft.com/office/word/2010/wordml" xmlns:wpg="http://schemas.microsoft.com/office/word/2010/wordprocessingGroup" xmlns:wpi="http://schemas.microsoft.com/office/word/2010/wordprocessingInk" xmlns:wne="http://schemas.microsoft.com/office/word/2006/wordml" xmlns:wps="http://schemas.microsoft.com/office/word/2010/wordprocessingShape" xmlns:wpsCustomData="http://www.wps.cn/officeDocument/2013/wpsCustomData" mc:Ignorable="w14 wp14">
+  <w:abstractNum w:abstractNumId="0">
+    <w:nsid w:val="DDFD5A5D"/>
+    <w:multiLevelType w:val="singleLevel"/>
+    <w:tmpl w:val="DDFD5A5D"/>
+    <w:lvl w:ilvl="0" w:tentative="0">
+      <w:start w:val="1"/>
+      <w:numFmt w:val="decimal"/>
+      <w:suff w:val="space"/>
+      <w:lvlText w:val="%1."/>
+      <w:lvlJc w:val="left"/>
+    </w:lvl>
+  </w:abstractNum>
+  <w:num w:numId="1">
+    <w:abstractNumId w:val="0"/>
+  </w:num>
+</w:numbering>
 </file>
 
 <file path=word/styles.xml><?xml version="1.0" encoding="utf-8"?>
@@ -749,10 +816,12 @@
     <w:uiPriority w:val="0"/>
     <w:pPr>
       <w:widowControl w:val="0"/>
+      <w:spacing w:line="240" w:lineRule="auto"/>
+      <w:ind w:left="0" w:leftChars="0" w:firstLine="0" w:firstLineChars="0"/>
       <w:jc w:val="both"/>
     </w:pPr>
     <w:rPr>
-      <w:rFonts w:ascii="Times New Roman" w:hAnsi="Times New Roman" w:eastAsia="Songti SC" w:cs="Songti SC"/>
+      <w:rFonts w:ascii="Times New Roman" w:hAnsi="Times New Roman" w:eastAsia="宋体" w:cs="Songti SC"/>
       <w:kern w:val="2"/>
       <w:sz w:val="24"/>
       <w:szCs w:val="24"/>
@@ -768,13 +837,15 @@
     <w:pPr>
       <w:keepNext/>
       <w:keepLines/>
-      <w:spacing w:beforeLines="0" w:beforeAutospacing="0" w:afterLines="0" w:afterAutospacing="0" w:line="360" w:lineRule="auto"/>
+      <w:spacing w:before="50" w:beforeLines="50" w:beforeAutospacing="0" w:afterLines="0" w:afterAutospacing="0" w:line="360" w:lineRule="auto"/>
+      <w:ind w:left="0" w:leftChars="0" w:firstLine="0" w:firstLineChars="0"/>
       <w:jc w:val="left"/>
       <w:outlineLvl w:val="0"/>
     </w:pPr>
     <w:rPr>
       <w:b/>
       <w:kern w:val="44"/>
+      <w:sz w:val="28"/>
     </w:rPr>
   </w:style>
   <w:style w:type="paragraph" w:styleId="3">
@@ -787,9 +858,14 @@
     <w:pPr>
       <w:keepNext/>
       <w:keepLines/>
-      <w:spacing w:beforeLines="0" w:beforeAutospacing="0" w:afterLines="0" w:afterAutospacing="0" w:line="560" w:lineRule="exact"/>
+      <w:spacing w:before="50" w:beforeLines="50" w:beforeAutospacing="0" w:afterLines="0" w:afterAutospacing="0" w:line="360" w:lineRule="auto"/>
+      <w:ind w:left="0" w:leftChars="0" w:firstLine="0" w:firstLineChars="0"/>
+      <w:jc w:val="left"/>
       <w:outlineLvl w:val="1"/>
     </w:pPr>
+    <w:rPr>
+      <w:b/>
+    </w:rPr>
   </w:style>
   <w:style w:type="paragraph" w:styleId="4">
     <w:name w:val="heading 3"/>
@@ -801,9 +877,14 @@
     <w:pPr>
       <w:keepNext/>
       <w:keepLines/>
-      <w:spacing w:beforeLines="0" w:beforeAutospacing="0" w:afterLines="0" w:afterAutospacing="0" w:line="560" w:lineRule="exact"/>
+      <w:spacing w:before="50" w:beforeLines="50" w:beforeAutospacing="0" w:afterLines="0" w:afterAutospacing="0" w:line="360" w:lineRule="auto"/>
+      <w:ind w:left="0" w:leftChars="0" w:firstLine="0" w:firstLineChars="0"/>
+      <w:jc w:val="left"/>
       <w:outlineLvl w:val="2"/>
     </w:pPr>
+    <w:rPr>
+      <w:b/>
+    </w:rPr>
   </w:style>
   <w:style w:type="paragraph" w:styleId="5">
     <w:name w:val="heading 4"/>
@@ -815,9 +896,14 @@
     <w:pPr>
       <w:keepNext/>
       <w:keepLines/>
-      <w:spacing w:beforeLines="0" w:beforeAutospacing="0" w:afterLines="0" w:afterAutospacing="0" w:line="360" w:lineRule="auto"/>
+      <w:spacing w:before="50" w:beforeLines="50" w:beforeAutospacing="0" w:afterLines="0" w:afterAutospacing="0" w:line="360" w:lineRule="auto"/>
+      <w:ind w:left="0" w:leftChars="0" w:firstLine="0" w:firstLineChars="0"/>
+      <w:jc w:val="left"/>
       <w:outlineLvl w:val="3"/>
     </w:pPr>
+    <w:rPr>
+      <w:b/>
+    </w:rPr>
   </w:style>
   <w:style w:type="paragraph" w:styleId="6">
     <w:name w:val="heading 5"/>
@@ -832,6 +918,9 @@
       <w:spacing w:beforeLines="0" w:beforeAutospacing="0" w:afterLines="0" w:afterAutospacing="0" w:line="360" w:lineRule="auto"/>
       <w:outlineLvl w:val="4"/>
     </w:pPr>
+    <w:rPr>
+      <w:rFonts w:eastAsia="宋体"/>
+    </w:rPr>
   </w:style>
   <w:style w:type="paragraph" w:styleId="7">
     <w:name w:val="heading 6"/>
@@ -846,6 +935,9 @@
       <w:spacing w:before="240" w:beforeLines="0" w:beforeAutospacing="0" w:after="64" w:afterLines="0" w:afterAutospacing="0" w:line="360" w:lineRule="auto"/>
       <w:outlineLvl w:val="5"/>
     </w:pPr>
+    <w:rPr>
+      <w:rFonts w:eastAsia="宋体"/>
+    </w:rPr>
   </w:style>
   <w:style w:type="paragraph" w:styleId="8">
     <w:name w:val="heading 7"/>
@@ -860,6 +952,9 @@
       <w:spacing w:beforeLines="0" w:beforeAutospacing="0" w:afterLines="0" w:afterAutospacing="0" w:line="360" w:lineRule="auto"/>
       <w:outlineLvl w:val="6"/>
     </w:pPr>
+    <w:rPr>
+      <w:rFonts w:eastAsia="宋体"/>
+    </w:rPr>
   </w:style>
   <w:style w:type="character" w:default="1" w:styleId="12">
     <w:name w:val="Default Paragraph Font"/>
@@ -892,6 +987,7 @@
       <w:jc w:val="left"/>
     </w:pPr>
     <w:rPr>
+      <w:rFonts w:eastAsia="宋体"/>
       <w:sz w:val="18"/>
     </w:rPr>
   </w:style>
@@ -916,6 +1012,7 @@
       <w:outlineLvl w:val="9"/>
     </w:pPr>
     <w:rPr>
+      <w:rFonts w:eastAsia="宋体"/>
       <w:sz w:val="18"/>
     </w:rPr>
   </w:style>
@@ -945,6 +1042,7 @@
       <w:outlineLvl w:val="0"/>
     </w:pPr>
     <w:rPr>
+      <w:rFonts w:eastAsia="宋体"/>
       <w:b/>
       <w:kern w:val="44"/>
     </w:rPr>
@@ -961,6 +1059,7 @@
       <w:outlineLvl w:val="0"/>
     </w:pPr>
     <w:rPr>
+      <w:rFonts w:eastAsia="宋体"/>
       <w:kern w:val="44"/>
     </w:rPr>
   </w:style>
@@ -977,7 +1076,7 @@
       <w:outlineLvl w:val="1"/>
     </w:pPr>
     <w:rPr>
-      <w:rFonts w:ascii="Times New Roman" w:hAnsi="Times New Roman" w:eastAsia="Songti SC"/>
+      <w:rFonts w:eastAsia="宋体"/>
     </w:rPr>
   </w:style>
 </w:styles>

--- a/medical_device_template.docx
+++ b/medical_device_template.docx
@@ -2,23 +2,6 @@
 <file path=word/document.xml><?xml version="1.0" encoding="utf-8"?>
 <w:document xmlns:wpc="http://schemas.microsoft.com/office/word/2010/wordprocessingCanvas" xmlns:mc="http://schemas.openxmlformats.org/markup-compatibility/2006" xmlns:o="urn:schemas-microsoft-com:office:office" xmlns:r="http://schemas.openxmlformats.org/officeDocument/2006/relationships" xmlns:m="http://schemas.openxmlformats.org/officeDocument/2006/math" xmlns:v="urn:schemas-microsoft-com:vml" xmlns:wp14="http://schemas.microsoft.com/office/word/2010/wordprocessingDrawing" xmlns:wp="http://schemas.openxmlformats.org/drawingml/2006/wordprocessingDrawing" xmlns:w="http://schemas.openxmlformats.org/wordprocessingml/2006/main" xmlns:w14="http://schemas.microsoft.com/office/word/2010/wordml" xmlns:w10="urn:schemas-microsoft-com:office:word" xmlns:w15="http://schemas.microsoft.com/office/word/2012/wordml" xmlns:wpg="http://schemas.microsoft.com/office/word/2010/wordprocessingGroup" xmlns:wpi="http://schemas.microsoft.com/office/word/2010/wordprocessingInk" xmlns:wne="http://schemas.microsoft.com/office/word/2006/wordml" xmlns:wps="http://schemas.microsoft.com/office/word/2010/wordprocessingShape" xmlns:wpsCustomData="http://www.wps.cn/officeDocument/2013/wpsCustomData" mc:Ignorable="w14 w15 wp14">
   <w:body>
-    <w:p>
-      <w:pPr>
-        <w:pStyle w:val="2"/>
-        <w:bidi w:val="0"/>
-        <w:rPr>
-          <w:rFonts w:hint="default"/>
-          <w:lang w:val="en-US" w:eastAsia="zh-CN"/>
-        </w:rPr>
-      </w:pPr>
-      <w:r>
-        <w:rPr>
-          <w:rFonts w:hint="default"/>
-          <w:lang w:val="en-US" w:eastAsia="zh-CN"/>
-        </w:rPr>
-        <w:t>医疗器械产品技术要求编号：</w:t>
-      </w:r>
-    </w:p>
     <w:p>
       <w:pPr>
         <w:bidi w:val="0"/>
@@ -74,257 +57,257 @@
         </w:rPr>
         <w:t>产品型号/规格及其划分说明（如适用）</w:t>
       </w:r>
-    </w:p>
-    <w:p>
-      <w:pPr>
-        <w:pStyle w:val="3"/>
-        <w:bidi w:val="0"/>
-        <w:rPr>
-          <w:rFonts w:hint="default"/>
-          <w:lang w:val="en-US" w:eastAsia="zh-CN"/>
-        </w:rPr>
-      </w:pPr>
-      <w:r>
-        <w:rPr>
-          <w:rFonts w:hint="default"/>
-          <w:lang w:val="en-US" w:eastAsia="zh-CN"/>
-        </w:rPr>
-        <w:t xml:space="preserve">1.1 </w:t>
-      </w:r>
-    </w:p>
-    <w:p>
-      <w:pPr>
-        <w:rPr>
-          <w:rFonts w:hint="default"/>
-          <w:lang w:val="en-US" w:eastAsia="zh-CN"/>
-        </w:rPr>
-      </w:pPr>
-    </w:p>
-    <w:p>
-      <w:pPr>
-        <w:pStyle w:val="2"/>
-        <w:bidi w:val="0"/>
-        <w:rPr>
-          <w:rFonts w:hint="default"/>
-          <w:lang w:val="en-US" w:eastAsia="zh-CN"/>
-        </w:rPr>
-      </w:pPr>
-      <w:r>
-        <w:rPr>
-          <w:rFonts w:hint="default"/>
-          <w:lang w:val="en-US" w:eastAsia="zh-CN"/>
-        </w:rPr>
-        <w:t>2. 性能指标</w:t>
-      </w:r>
-    </w:p>
-    <w:p>
-      <w:pPr>
-        <w:pStyle w:val="3"/>
-        <w:bidi w:val="0"/>
-        <w:rPr>
-          <w:rFonts w:hint="default"/>
-          <w:lang w:val="en-US" w:eastAsia="zh-CN"/>
-        </w:rPr>
-      </w:pPr>
-      <w:r>
-        <w:rPr>
-          <w:rFonts w:hint="default"/>
-          <w:lang w:val="en-US" w:eastAsia="zh-CN"/>
-        </w:rPr>
-        <w:t xml:space="preserve">2.1 </w:t>
-      </w:r>
-    </w:p>
-    <w:p>
-      <w:pPr>
-        <w:pStyle w:val="3"/>
-        <w:bidi w:val="0"/>
-        <w:rPr>
-          <w:rFonts w:hint="default"/>
-          <w:lang w:val="en-US" w:eastAsia="zh-CN"/>
-        </w:rPr>
-      </w:pPr>
-    </w:p>
-    <w:p>
-      <w:pPr>
-        <w:pStyle w:val="2"/>
-        <w:bidi w:val="0"/>
-        <w:rPr>
-          <w:rFonts w:hint="default"/>
-          <w:lang w:val="en-US" w:eastAsia="zh-CN"/>
-        </w:rPr>
-      </w:pPr>
-      <w:r>
-        <w:rPr>
-          <w:rFonts w:hint="default"/>
-          <w:lang w:val="en-US" w:eastAsia="zh-CN"/>
-        </w:rPr>
-        <w:t>3. 检验方法</w:t>
-      </w:r>
-    </w:p>
-    <w:p>
-      <w:pPr>
-        <w:pStyle w:val="3"/>
-        <w:bidi w:val="0"/>
-        <w:rPr>
-          <w:rFonts w:hint="default"/>
-          <w:lang w:val="en-US" w:eastAsia="zh-CN"/>
-        </w:rPr>
-      </w:pPr>
-      <w:r>
-        <w:rPr>
-          <w:rFonts w:hint="default"/>
-          <w:lang w:val="en-US" w:eastAsia="zh-CN"/>
-        </w:rPr>
-        <w:t xml:space="preserve">3.1 </w:t>
-      </w:r>
-    </w:p>
-    <w:p>
-      <w:pPr>
-        <w:bidi w:val="0"/>
-        <w:rPr>
-          <w:rFonts w:hint="default"/>
-          <w:lang w:val="en-US" w:eastAsia="zh-CN"/>
-        </w:rPr>
-      </w:pPr>
-    </w:p>
-    <w:p>
-      <w:pPr>
-        <w:pStyle w:val="2"/>
-        <w:bidi w:val="0"/>
-        <w:rPr>
-          <w:rFonts w:hint="default"/>
-          <w:lang w:val="en-US" w:eastAsia="zh-CN"/>
-        </w:rPr>
-      </w:pPr>
-      <w:r>
-        <w:rPr>
-          <w:rFonts w:hint="default"/>
-          <w:lang w:val="en-US" w:eastAsia="zh-CN"/>
-        </w:rPr>
-        <w:t>4. 术语（如适用）</w:t>
-      </w:r>
-    </w:p>
-    <w:p>
-      <w:pPr>
-        <w:bidi w:val="0"/>
-        <w:rPr>
-          <w:rFonts w:hint="default"/>
-          <w:lang w:val="en-US" w:eastAsia="zh-CN"/>
-        </w:rPr>
-      </w:pPr>
-    </w:p>
-    <w:p>
-      <w:pPr>
-        <w:pStyle w:val="3"/>
-        <w:bidi w:val="0"/>
-        <w:rPr>
-          <w:rFonts w:hint="default"/>
-          <w:lang w:val="en-US" w:eastAsia="zh-CN"/>
-        </w:rPr>
-      </w:pPr>
-      <w:r>
-        <w:rPr>
-          <w:rFonts w:hint="default"/>
-          <w:lang w:val="en-US" w:eastAsia="zh-CN"/>
-        </w:rPr>
-        <w:t xml:space="preserve">4.1 </w:t>
-      </w:r>
-    </w:p>
-    <w:p>
-      <w:pPr>
-        <w:pStyle w:val="2"/>
-        <w:bidi w:val="0"/>
-        <w:rPr>
-          <w:rFonts w:hint="default"/>
-          <w:lang w:val="en-US" w:eastAsia="zh-CN"/>
-        </w:rPr>
-      </w:pPr>
-      <w:r>
-        <w:rPr>
-          <w:rFonts w:hint="default"/>
-          <w:lang w:val="en-US" w:eastAsia="zh-CN"/>
-        </w:rPr>
-        <w:br w:type="page"/>
-      </w:r>
-    </w:p>
-    <w:p>
-      <w:pPr>
-        <w:bidi w:val="0"/>
-        <w:rPr>
-          <w:rFonts w:hint="default"/>
-          <w:lang w:val="en-US" w:eastAsia="zh-CN"/>
-        </w:rPr>
-      </w:pPr>
-    </w:p>
-    <w:p>
-      <w:pPr>
-        <w:bidi w:val="0"/>
-        <w:rPr>
-          <w:rFonts w:hint="default"/>
-          <w:lang w:val="en-US" w:eastAsia="zh-CN"/>
-        </w:rPr>
-      </w:pPr>
-      <w:r>
-        <w:rPr>
-          <w:rFonts w:hint="default"/>
-          <w:lang w:val="en-US" w:eastAsia="zh-CN"/>
-        </w:rPr>
-        <w:t>（分页）</w:t>
-      </w:r>
-    </w:p>
-    <w:p>
-      <w:pPr>
-        <w:bidi w:val="0"/>
-        <w:rPr>
-          <w:rFonts w:hint="default"/>
-          <w:lang w:val="en-US" w:eastAsia="zh-CN"/>
-        </w:rPr>
-      </w:pPr>
-    </w:p>
-    <w:p>
-      <w:pPr>
-        <w:pStyle w:val="2"/>
-        <w:bidi w:val="0"/>
-        <w:rPr>
-          <w:rFonts w:hint="default"/>
-          <w:lang w:val="en-US" w:eastAsia="zh-CN"/>
-        </w:rPr>
-      </w:pPr>
-      <w:r>
-        <w:rPr>
-          <w:rFonts w:hint="default"/>
-          <w:lang w:val="en-US" w:eastAsia="zh-CN"/>
-        </w:rPr>
-        <w:t>附录A （如适用）</w:t>
-      </w:r>
-    </w:p>
-    <w:p>
-      <w:pPr>
-        <w:bidi w:val="0"/>
-        <w:rPr>
-          <w:rFonts w:hint="default"/>
-          <w:lang w:val="en-US" w:eastAsia="zh-CN"/>
-        </w:rPr>
-      </w:pPr>
-    </w:p>
-    <w:p>
-      <w:pPr>
-        <w:pStyle w:val="3"/>
-        <w:bidi w:val="0"/>
-        <w:rPr>
-          <w:rFonts w:hint="default"/>
-          <w:lang w:val="en-US" w:eastAsia="zh-CN"/>
-        </w:rPr>
-      </w:pPr>
-      <w:r>
-        <w:rPr>
-          <w:rFonts w:hint="default"/>
-          <w:lang w:val="en-US" w:eastAsia="zh-CN"/>
-        </w:rPr>
-        <w:t xml:space="preserve">A1. </w:t>
-      </w:r>
       <w:bookmarkStart w:id="0" w:name="_GoBack"/>
       <w:bookmarkEnd w:id="0"/>
+    </w:p>
+    <w:p>
+      <w:pPr>
+        <w:pStyle w:val="3"/>
+        <w:bidi w:val="0"/>
+        <w:rPr>
+          <w:rFonts w:hint="default"/>
+          <w:lang w:val="en-US" w:eastAsia="zh-CN"/>
+        </w:rPr>
+      </w:pPr>
+      <w:r>
+        <w:rPr>
+          <w:rFonts w:hint="default"/>
+          <w:lang w:val="en-US" w:eastAsia="zh-CN"/>
+        </w:rPr>
+        <w:t xml:space="preserve">1.1 </w:t>
+      </w:r>
+    </w:p>
+    <w:p>
+      <w:pPr>
+        <w:rPr>
+          <w:rFonts w:hint="default"/>
+          <w:lang w:val="en-US" w:eastAsia="zh-CN"/>
+        </w:rPr>
+      </w:pPr>
+    </w:p>
+    <w:p>
+      <w:pPr>
+        <w:pStyle w:val="2"/>
+        <w:bidi w:val="0"/>
+        <w:rPr>
+          <w:rFonts w:hint="default"/>
+          <w:lang w:val="en-US" w:eastAsia="zh-CN"/>
+        </w:rPr>
+      </w:pPr>
+      <w:r>
+        <w:rPr>
+          <w:rFonts w:hint="default"/>
+          <w:lang w:val="en-US" w:eastAsia="zh-CN"/>
+        </w:rPr>
+        <w:t>2. 性能指标</w:t>
+      </w:r>
+    </w:p>
+    <w:p>
+      <w:pPr>
+        <w:pStyle w:val="3"/>
+        <w:bidi w:val="0"/>
+        <w:rPr>
+          <w:rFonts w:hint="default"/>
+          <w:lang w:val="en-US" w:eastAsia="zh-CN"/>
+        </w:rPr>
+      </w:pPr>
+      <w:r>
+        <w:rPr>
+          <w:rFonts w:hint="default"/>
+          <w:lang w:val="en-US" w:eastAsia="zh-CN"/>
+        </w:rPr>
+        <w:t xml:space="preserve">2.1 </w:t>
+      </w:r>
+    </w:p>
+    <w:p>
+      <w:pPr>
+        <w:pStyle w:val="3"/>
+        <w:bidi w:val="0"/>
+        <w:rPr>
+          <w:rFonts w:hint="default"/>
+          <w:lang w:val="en-US" w:eastAsia="zh-CN"/>
+        </w:rPr>
+      </w:pPr>
+    </w:p>
+    <w:p>
+      <w:pPr>
+        <w:pStyle w:val="2"/>
+        <w:bidi w:val="0"/>
+        <w:rPr>
+          <w:rFonts w:hint="default"/>
+          <w:lang w:val="en-US" w:eastAsia="zh-CN"/>
+        </w:rPr>
+      </w:pPr>
+      <w:r>
+        <w:rPr>
+          <w:rFonts w:hint="default"/>
+          <w:lang w:val="en-US" w:eastAsia="zh-CN"/>
+        </w:rPr>
+        <w:t>3. 检验方法</w:t>
+      </w:r>
+    </w:p>
+    <w:p>
+      <w:pPr>
+        <w:pStyle w:val="3"/>
+        <w:bidi w:val="0"/>
+        <w:rPr>
+          <w:rFonts w:hint="default"/>
+          <w:lang w:val="en-US" w:eastAsia="zh-CN"/>
+        </w:rPr>
+      </w:pPr>
+      <w:r>
+        <w:rPr>
+          <w:rFonts w:hint="default"/>
+          <w:lang w:val="en-US" w:eastAsia="zh-CN"/>
+        </w:rPr>
+        <w:t xml:space="preserve">3.1 </w:t>
+      </w:r>
+    </w:p>
+    <w:p>
+      <w:pPr>
+        <w:bidi w:val="0"/>
+        <w:rPr>
+          <w:rFonts w:hint="default"/>
+          <w:lang w:val="en-US" w:eastAsia="zh-CN"/>
+        </w:rPr>
+      </w:pPr>
+    </w:p>
+    <w:p>
+      <w:pPr>
+        <w:pStyle w:val="2"/>
+        <w:bidi w:val="0"/>
+        <w:rPr>
+          <w:rFonts w:hint="default"/>
+          <w:lang w:val="en-US" w:eastAsia="zh-CN"/>
+        </w:rPr>
+      </w:pPr>
+      <w:r>
+        <w:rPr>
+          <w:rFonts w:hint="default"/>
+          <w:lang w:val="en-US" w:eastAsia="zh-CN"/>
+        </w:rPr>
+        <w:t>4. 术语（如适用）</w:t>
+      </w:r>
+    </w:p>
+    <w:p>
+      <w:pPr>
+        <w:bidi w:val="0"/>
+        <w:rPr>
+          <w:rFonts w:hint="default"/>
+          <w:lang w:val="en-US" w:eastAsia="zh-CN"/>
+        </w:rPr>
+      </w:pPr>
+    </w:p>
+    <w:p>
+      <w:pPr>
+        <w:pStyle w:val="3"/>
+        <w:bidi w:val="0"/>
+        <w:rPr>
+          <w:rFonts w:hint="default"/>
+          <w:lang w:val="en-US" w:eastAsia="zh-CN"/>
+        </w:rPr>
+      </w:pPr>
+      <w:r>
+        <w:rPr>
+          <w:rFonts w:hint="default"/>
+          <w:lang w:val="en-US" w:eastAsia="zh-CN"/>
+        </w:rPr>
+        <w:t xml:space="preserve">4.1 </w:t>
+      </w:r>
+    </w:p>
+    <w:p>
+      <w:pPr>
+        <w:pStyle w:val="2"/>
+        <w:bidi w:val="0"/>
+        <w:rPr>
+          <w:rFonts w:hint="default"/>
+          <w:lang w:val="en-US" w:eastAsia="zh-CN"/>
+        </w:rPr>
+      </w:pPr>
+      <w:r>
+        <w:rPr>
+          <w:rFonts w:hint="default"/>
+          <w:lang w:val="en-US" w:eastAsia="zh-CN"/>
+        </w:rPr>
+        <w:br w:type="page"/>
+      </w:r>
+    </w:p>
+    <w:p>
+      <w:pPr>
+        <w:bidi w:val="0"/>
+        <w:rPr>
+          <w:rFonts w:hint="default"/>
+          <w:lang w:val="en-US" w:eastAsia="zh-CN"/>
+        </w:rPr>
+      </w:pPr>
+    </w:p>
+    <w:p>
+      <w:pPr>
+        <w:bidi w:val="0"/>
+        <w:rPr>
+          <w:rFonts w:hint="default"/>
+          <w:lang w:val="en-US" w:eastAsia="zh-CN"/>
+        </w:rPr>
+      </w:pPr>
+      <w:r>
+        <w:rPr>
+          <w:rFonts w:hint="default"/>
+          <w:lang w:val="en-US" w:eastAsia="zh-CN"/>
+        </w:rPr>
+        <w:t>（分页）</w:t>
+      </w:r>
+    </w:p>
+    <w:p>
+      <w:pPr>
+        <w:bidi w:val="0"/>
+        <w:rPr>
+          <w:rFonts w:hint="default"/>
+          <w:lang w:val="en-US" w:eastAsia="zh-CN"/>
+        </w:rPr>
+      </w:pPr>
+    </w:p>
+    <w:p>
+      <w:pPr>
+        <w:pStyle w:val="2"/>
+        <w:bidi w:val="0"/>
+        <w:rPr>
+          <w:rFonts w:hint="default"/>
+          <w:lang w:val="en-US" w:eastAsia="zh-CN"/>
+        </w:rPr>
+      </w:pPr>
+      <w:r>
+        <w:rPr>
+          <w:rFonts w:hint="default"/>
+          <w:lang w:val="en-US" w:eastAsia="zh-CN"/>
+        </w:rPr>
+        <w:t>附录A （如适用）</w:t>
+      </w:r>
+    </w:p>
+    <w:p>
+      <w:pPr>
+        <w:bidi w:val="0"/>
+        <w:rPr>
+          <w:rFonts w:hint="default"/>
+          <w:lang w:val="en-US" w:eastAsia="zh-CN"/>
+        </w:rPr>
+      </w:pPr>
+    </w:p>
+    <w:p>
+      <w:pPr>
+        <w:pStyle w:val="3"/>
+        <w:bidi w:val="0"/>
+        <w:rPr>
+          <w:rFonts w:hint="default"/>
+          <w:lang w:val="en-US" w:eastAsia="zh-CN"/>
+        </w:rPr>
+      </w:pPr>
+      <w:r>
+        <w:rPr>
+          <w:rFonts w:hint="default"/>
+          <w:lang w:val="en-US" w:eastAsia="zh-CN"/>
+        </w:rPr>
+        <w:t xml:space="preserve">A1. </w:t>
+      </w:r>
     </w:p>
     <w:sectPr>
       <w:footerReference r:id="rId5" w:type="default"/>

--- a/medical_device_template.docx
+++ b/medical_device_template.docx
@@ -4,6 +4,7 @@
   <w:body>
     <w:p>
       <w:pPr>
+        <w:pStyle w:val="10"/>
         <w:bidi w:val="0"/>
         <w:rPr>
           <w:rFonts w:hint="default"/>
@@ -57,11 +58,97 @@
         </w:rPr>
         <w:t>产品型号/规格及其划分说明（如适用）</w:t>
       </w:r>
+    </w:p>
+    <w:p>
+      <w:pPr>
+        <w:pStyle w:val="3"/>
+        <w:bidi w:val="0"/>
+        <w:rPr>
+          <w:rFonts w:hint="default"/>
+          <w:lang w:val="en-US" w:eastAsia="zh-CN"/>
+        </w:rPr>
+      </w:pPr>
+      <w:r>
+        <w:rPr>
+          <w:rFonts w:hint="default"/>
+          <w:lang w:val="en-US" w:eastAsia="zh-CN"/>
+        </w:rPr>
+        <w:t xml:space="preserve">1.1 </w:t>
+      </w:r>
+    </w:p>
+    <w:p>
+      <w:pPr>
+        <w:rPr>
+          <w:rFonts w:hint="default"/>
+          <w:lang w:val="en-US" w:eastAsia="zh-CN"/>
+        </w:rPr>
+      </w:pPr>
+    </w:p>
+    <w:p>
+      <w:pPr>
+        <w:pStyle w:val="2"/>
+        <w:bidi w:val="0"/>
+        <w:rPr>
+          <w:rFonts w:hint="default"/>
+          <w:lang w:val="en-US" w:eastAsia="zh-CN"/>
+        </w:rPr>
+      </w:pPr>
+      <w:r>
+        <w:rPr>
+          <w:rFonts w:hint="default"/>
+          <w:lang w:val="en-US" w:eastAsia="zh-CN"/>
+        </w:rPr>
+        <w:t>2. 性能指标</w:t>
+      </w:r>
+    </w:p>
+    <w:p>
+      <w:pPr>
+        <w:pStyle w:val="3"/>
+        <w:bidi w:val="0"/>
+        <w:rPr>
+          <w:rFonts w:hint="default"/>
+          <w:lang w:val="en-US" w:eastAsia="zh-CN"/>
+        </w:rPr>
+      </w:pPr>
+      <w:r>
+        <w:rPr>
+          <w:rFonts w:hint="default"/>
+          <w:lang w:val="en-US" w:eastAsia="zh-CN"/>
+        </w:rPr>
+        <w:t xml:space="preserve">2.1 </w:t>
+      </w:r>
+    </w:p>
+    <w:p>
+      <w:pPr>
+        <w:pStyle w:val="3"/>
+        <w:bidi w:val="0"/>
+        <w:rPr>
+          <w:rFonts w:hint="default"/>
+          <w:lang w:val="en-US" w:eastAsia="zh-CN"/>
+        </w:rPr>
+      </w:pPr>
       <w:bookmarkStart w:id="0" w:name="_GoBack"/>
       <w:bookmarkEnd w:id="0"/>
     </w:p>
     <w:p>
       <w:pPr>
+        <w:pStyle w:val="2"/>
+        <w:bidi w:val="0"/>
+        <w:rPr>
+          <w:rFonts w:hint="default"/>
+          <w:lang w:val="en-US" w:eastAsia="zh-CN"/>
+        </w:rPr>
+      </w:pPr>
+      <w:r>
+        <w:rPr>
+          <w:rFonts w:hint="default"/>
+          <w:lang w:val="en-US" w:eastAsia="zh-CN"/>
+        </w:rPr>
+        <w:t>3. 检验方法</w:t>
+      </w:r>
+    </w:p>
+    <w:p>
+      <w:pPr>
         <w:pStyle w:val="3"/>
         <w:bidi w:val="0"/>
         <w:rPr>
@@ -74,11 +161,12 @@
           <w:rFonts w:hint="default"/>
           <w:lang w:val="en-US" w:eastAsia="zh-CN"/>
         </w:rPr>
-        <w:t xml:space="preserve">1.1 </w:t>
-      </w:r>
-    </w:p>
-    <w:p>
-      <w:pPr>
+        <w:t xml:space="preserve">3.1 </w:t>
+      </w:r>
+    </w:p>
+    <w:p>
+      <w:pPr>
+        <w:bidi w:val="0"/>
         <w:rPr>
           <w:rFonts w:hint="default"/>
           <w:lang w:val="en-US" w:eastAsia="zh-CN"/>
@@ -99,8 +187,17 @@
           <w:rFonts w:hint="default"/>
           <w:lang w:val="en-US" w:eastAsia="zh-CN"/>
         </w:rPr>
-        <w:t>2. 性能指标</w:t>
-      </w:r>
+        <w:t>4. 术语（如适用）</w:t>
+      </w:r>
+    </w:p>
+    <w:p>
+      <w:pPr>
+        <w:bidi w:val="0"/>
+        <w:rPr>
+          <w:rFonts w:hint="default"/>
+          <w:lang w:val="en-US" w:eastAsia="zh-CN"/>
+        </w:rPr>
+      </w:pPr>
     </w:p>
     <w:p>
       <w:pPr>
@@ -116,8 +213,85 @@
           <w:rFonts w:hint="default"/>
           <w:lang w:val="en-US" w:eastAsia="zh-CN"/>
         </w:rPr>
-        <w:t xml:space="preserve">2.1 </w:t>
-      </w:r>
+        <w:t xml:space="preserve">4.1 </w:t>
+      </w:r>
+    </w:p>
+    <w:p>
+      <w:pPr>
+        <w:pStyle w:val="2"/>
+        <w:bidi w:val="0"/>
+        <w:rPr>
+          <w:rFonts w:hint="default"/>
+          <w:lang w:val="en-US" w:eastAsia="zh-CN"/>
+        </w:rPr>
+      </w:pPr>
+      <w:r>
+        <w:rPr>
+          <w:rFonts w:hint="default"/>
+          <w:lang w:val="en-US" w:eastAsia="zh-CN"/>
+        </w:rPr>
+        <w:br w:type="page"/>
+      </w:r>
+    </w:p>
+    <w:p>
+      <w:pPr>
+        <w:bidi w:val="0"/>
+        <w:rPr>
+          <w:rFonts w:hint="default"/>
+          <w:lang w:val="en-US" w:eastAsia="zh-CN"/>
+        </w:rPr>
+      </w:pPr>
+    </w:p>
+    <w:p>
+      <w:pPr>
+        <w:bidi w:val="0"/>
+        <w:rPr>
+          <w:rFonts w:hint="default"/>
+          <w:lang w:val="en-US" w:eastAsia="zh-CN"/>
+        </w:rPr>
+      </w:pPr>
+      <w:r>
+        <w:rPr>
+          <w:rFonts w:hint="default"/>
+          <w:lang w:val="en-US" w:eastAsia="zh-CN"/>
+        </w:rPr>
+        <w:t>（分页）</w:t>
+      </w:r>
+    </w:p>
+    <w:p>
+      <w:pPr>
+        <w:bidi w:val="0"/>
+        <w:rPr>
+          <w:rFonts w:hint="default"/>
+          <w:lang w:val="en-US" w:eastAsia="zh-CN"/>
+        </w:rPr>
+      </w:pPr>
+    </w:p>
+    <w:p>
+      <w:pPr>
+        <w:pStyle w:val="2"/>
+        <w:bidi w:val="0"/>
+        <w:rPr>
+          <w:rFonts w:hint="default"/>
+          <w:lang w:val="en-US" w:eastAsia="zh-CN"/>
+        </w:rPr>
+      </w:pPr>
+      <w:r>
+        <w:rPr>
+          <w:rFonts w:hint="default"/>
+          <w:lang w:val="en-US" w:eastAsia="zh-CN"/>
+        </w:rPr>
+        <w:t>附录A （如适用）</w:t>
+      </w:r>
+    </w:p>
+    <w:p>
+      <w:pPr>
+        <w:bidi w:val="0"/>
+        <w:rPr>
+          <w:rFonts w:hint="default"/>
+          <w:lang w:val="en-US" w:eastAsia="zh-CN"/>
+        </w:rPr>
+      </w:pPr>
     </w:p>
     <w:p>
       <w:pPr>
@@ -128,179 +302,6 @@
           <w:lang w:val="en-US" w:eastAsia="zh-CN"/>
         </w:rPr>
       </w:pPr>
-    </w:p>
-    <w:p>
-      <w:pPr>
-        <w:pStyle w:val="2"/>
-        <w:bidi w:val="0"/>
-        <w:rPr>
-          <w:rFonts w:hint="default"/>
-          <w:lang w:val="en-US" w:eastAsia="zh-CN"/>
-        </w:rPr>
-      </w:pPr>
-      <w:r>
-        <w:rPr>
-          <w:rFonts w:hint="default"/>
-          <w:lang w:val="en-US" w:eastAsia="zh-CN"/>
-        </w:rPr>
-        <w:t>3. 检验方法</w:t>
-      </w:r>
-    </w:p>
-    <w:p>
-      <w:pPr>
-        <w:pStyle w:val="3"/>
-        <w:bidi w:val="0"/>
-        <w:rPr>
-          <w:rFonts w:hint="default"/>
-          <w:lang w:val="en-US" w:eastAsia="zh-CN"/>
-        </w:rPr>
-      </w:pPr>
-      <w:r>
-        <w:rPr>
-          <w:rFonts w:hint="default"/>
-          <w:lang w:val="en-US" w:eastAsia="zh-CN"/>
-        </w:rPr>
-        <w:t xml:space="preserve">3.1 </w:t>
-      </w:r>
-    </w:p>
-    <w:p>
-      <w:pPr>
-        <w:bidi w:val="0"/>
-        <w:rPr>
-          <w:rFonts w:hint="default"/>
-          <w:lang w:val="en-US" w:eastAsia="zh-CN"/>
-        </w:rPr>
-      </w:pPr>
-    </w:p>
-    <w:p>
-      <w:pPr>
-        <w:pStyle w:val="2"/>
-        <w:bidi w:val="0"/>
-        <w:rPr>
-          <w:rFonts w:hint="default"/>
-          <w:lang w:val="en-US" w:eastAsia="zh-CN"/>
-        </w:rPr>
-      </w:pPr>
-      <w:r>
-        <w:rPr>
-          <w:rFonts w:hint="default"/>
-          <w:lang w:val="en-US" w:eastAsia="zh-CN"/>
-        </w:rPr>
-        <w:t>4. 术语（如适用）</w:t>
-      </w:r>
-    </w:p>
-    <w:p>
-      <w:pPr>
-        <w:bidi w:val="0"/>
-        <w:rPr>
-          <w:rFonts w:hint="default"/>
-          <w:lang w:val="en-US" w:eastAsia="zh-CN"/>
-        </w:rPr>
-      </w:pPr>
-    </w:p>
-    <w:p>
-      <w:pPr>
-        <w:pStyle w:val="3"/>
-        <w:bidi w:val="0"/>
-        <w:rPr>
-          <w:rFonts w:hint="default"/>
-          <w:lang w:val="en-US" w:eastAsia="zh-CN"/>
-        </w:rPr>
-      </w:pPr>
-      <w:r>
-        <w:rPr>
-          <w:rFonts w:hint="default"/>
-          <w:lang w:val="en-US" w:eastAsia="zh-CN"/>
-        </w:rPr>
-        <w:t xml:space="preserve">4.1 </w:t>
-      </w:r>
-    </w:p>
-    <w:p>
-      <w:pPr>
-        <w:pStyle w:val="2"/>
-        <w:bidi w:val="0"/>
-        <w:rPr>
-          <w:rFonts w:hint="default"/>
-          <w:lang w:val="en-US" w:eastAsia="zh-CN"/>
-        </w:rPr>
-      </w:pPr>
-      <w:r>
-        <w:rPr>
-          <w:rFonts w:hint="default"/>
-          <w:lang w:val="en-US" w:eastAsia="zh-CN"/>
-        </w:rPr>
-        <w:br w:type="page"/>
-      </w:r>
-    </w:p>
-    <w:p>
-      <w:pPr>
-        <w:bidi w:val="0"/>
-        <w:rPr>
-          <w:rFonts w:hint="default"/>
-          <w:lang w:val="en-US" w:eastAsia="zh-CN"/>
-        </w:rPr>
-      </w:pPr>
-    </w:p>
-    <w:p>
-      <w:pPr>
-        <w:bidi w:val="0"/>
-        <w:rPr>
-          <w:rFonts w:hint="default"/>
-          <w:lang w:val="en-US" w:eastAsia="zh-CN"/>
-        </w:rPr>
-      </w:pPr>
-      <w:r>
-        <w:rPr>
-          <w:rFonts w:hint="default"/>
-          <w:lang w:val="en-US" w:eastAsia="zh-CN"/>
-        </w:rPr>
-        <w:t>（分页）</w:t>
-      </w:r>
-    </w:p>
-    <w:p>
-      <w:pPr>
-        <w:bidi w:val="0"/>
-        <w:rPr>
-          <w:rFonts w:hint="default"/>
-          <w:lang w:val="en-US" w:eastAsia="zh-CN"/>
-        </w:rPr>
-      </w:pPr>
-    </w:p>
-    <w:p>
-      <w:pPr>
-        <w:pStyle w:val="2"/>
-        <w:bidi w:val="0"/>
-        <w:rPr>
-          <w:rFonts w:hint="default"/>
-          <w:lang w:val="en-US" w:eastAsia="zh-CN"/>
-        </w:rPr>
-      </w:pPr>
-      <w:r>
-        <w:rPr>
-          <w:rFonts w:hint="default"/>
-          <w:lang w:val="en-US" w:eastAsia="zh-CN"/>
-        </w:rPr>
-        <w:t>附录A （如适用）</w:t>
-      </w:r>
-    </w:p>
-    <w:p>
-      <w:pPr>
-        <w:bidi w:val="0"/>
-        <w:rPr>
-          <w:rFonts w:hint="default"/>
-          <w:lang w:val="en-US" w:eastAsia="zh-CN"/>
-        </w:rPr>
-      </w:pPr>
-    </w:p>
-    <w:p>
-      <w:pPr>
-        <w:pStyle w:val="3"/>
-        <w:bidi w:val="0"/>
-        <w:rPr>
-          <w:rFonts w:hint="default"/>
-          <w:lang w:val="en-US" w:eastAsia="zh-CN"/>
-        </w:rPr>
-      </w:pPr>
       <w:r>
         <w:rPr>
           <w:rFonts w:hint="default"/>
@@ -310,7 +311,8 @@
       </w:r>
     </w:p>
     <w:sectPr>
-      <w:footerReference r:id="rId5" w:type="default"/>
+      <w:headerReference r:id="rId5" w:type="default"/>
+      <w:footerReference r:id="rId6" w:type="default"/>
       <w:pgSz w:w="11906" w:h="16838"/>
       <w:pgMar w:top="1440" w:right="1800" w:bottom="1440" w:left="1800" w:header="851" w:footer="992" w:gutter="0"/>
       <w:pgNumType w:fmt="decimal" w:start="1"/>
@@ -513,6 +515,32 @@
 </w:footnotes>
 </file>
 
+<file path=word/header1.xml><?xml version="1.0" encoding="utf-8"?>
+<w:hdr xmlns:wpc="http://schemas.microsoft.com/office/word/2010/wordprocessingCanvas" xmlns:mc="http://schemas.openxmlformats.org/markup-compatibility/2006" xmlns:o="urn:schemas-microsoft-com:office:office" xmlns:r="http://schemas.openxmlformats.org/officeDocument/2006/relationships" xmlns:m="http://schemas.openxmlformats.org/officeDocument/2006/math" xmlns:v="urn:schemas-microsoft-com:vml" xmlns:wp14="http://schemas.microsoft.com/office/word/2010/wordprocessingDrawing" xmlns:wp="http://schemas.openxmlformats.org/drawingml/2006/wordprocessingDrawing" xmlns:w10="urn:schemas-microsoft-com:office:word" xmlns:w="http://schemas.openxmlformats.org/wordprocessingml/2006/main" xmlns:w14="http://schemas.microsoft.com/office/word/2010/wordml" xmlns:w15="http://schemas.microsoft.com/office/word/2012/wordml" xmlns:wpg="http://schemas.microsoft.com/office/word/2010/wordprocessingGroup" xmlns:wpi="http://schemas.microsoft.com/office/word/2010/wordprocessingInk" xmlns:wne="http://schemas.microsoft.com/office/word/2006/wordml" xmlns:wps="http://schemas.microsoft.com/office/word/2010/wordprocessingShape" xmlns:wpsCustomData="http://www.wps.cn/officeDocument/2013/wpsCustomData" mc:Ignorable="w14 w15 wp14">
+  <w:p>
+    <w:pPr>
+      <w:pStyle w:val="10"/>
+      <w:jc w:val="center"/>
+      <w:rPr>
+        <w:rFonts w:hint="eastAsia" w:ascii="Times New Roman" w:hAnsi="Times New Roman" w:eastAsia="宋体" w:cs="宋体"/>
+        <w:sz w:val="24"/>
+        <w:szCs w:val="24"/>
+        <w:lang w:val="en-US" w:eastAsia="zh-CN"/>
+      </w:rPr>
+    </w:pPr>
+    <w:r>
+      <w:rPr>
+        <w:rFonts w:hint="eastAsia" w:ascii="Times New Roman" w:hAnsi="Times New Roman" w:eastAsia="宋体" w:cs="宋体"/>
+        <w:sz w:val="24"/>
+        <w:szCs w:val="24"/>
+        <w:lang w:val="en-US" w:eastAsia="zh-CN"/>
+      </w:rPr>
+      <w:t>广州柏视医疗科技有限公司</w:t>
+    </w:r>
+  </w:p>
+</w:hdr>
+</file>
+
 <file path=word/numbering.xml><?xml version="1.0" encoding="utf-8"?>
 <w:numbering xmlns:wpc="http://schemas.microsoft.com/office/word/2010/wordprocessingCanvas" xmlns:mc="http://schemas.openxmlformats.org/markup-compatibility/2006" xmlns:o="urn:schemas-microsoft-com:office:office" xmlns:r="http://schemas.openxmlformats.org/officeDocument/2006/relationships" xmlns:m="http://schemas.openxmlformats.org/officeDocument/2006/math" xmlns:v="urn:schemas-microsoft-com:vml" xmlns:wp14="http://schemas.microsoft.com/office/word/2010/wordprocessingDrawing" xmlns:wp="http://schemas.openxmlformats.org/drawingml/2006/wordprocessingDrawing" xmlns:w10="urn:schemas-microsoft-com:office:word" xmlns:w="http://schemas.openxmlformats.org/wordprocessingml/2006/main" xmlns:w14="http://schemas.microsoft.com/office/word/2010/wordml" xmlns:wpg="http://schemas.microsoft.com/office/word/2010/wordprocessingGroup" xmlns:wpi="http://schemas.microsoft.com/office/word/2010/wordprocessingInk" xmlns:wne="http://schemas.microsoft.com/office/word/2006/wordml" xmlns:wps="http://schemas.microsoft.com/office/word/2010/wordprocessingShape" xmlns:wpsCustomData="http://www.wps.cn/officeDocument/2013/wpsCustomData" mc:Ignorable="w14 wp14">
   <w:abstractNum w:abstractNumId="0">
@@ -538,7 +566,7 @@
   <w:docDefaults>
     <w:rPrDefault>
       <w:rPr>
-        <w:rFonts w:asciiTheme="minorHAnsi" w:hAnsiTheme="minorHAnsi" w:eastAsiaTheme="minorEastAsia" w:cstheme="minorBidi"/>
+        <w:rFonts w:ascii="Times New Roman" w:hAnsi="Times New Roman" w:eastAsia="宋体" w:cs="Times New Roman"/>
       </w:rPr>
     </w:rPrDefault>
     <w:pPrDefault/>
